--- a/Оператор автоматических и полуавтоматических станков и линий станков/профессиональной переподготовки 15474 Оператор станков/104. ПО_ПП_ФОС_Оператор станков_2-3_разр МДК01.01.docx
+++ b/Оператор автоматических и полуавтоматических станков и линий станков/профессиональной переподготовки 15474 Оператор станков/104. ПО_ПП_ФОС_Оператор станков_2-3_разр МДК01.01.docx
@@ -99,7 +99,7 @@
           <w:rFonts w:ascii="Times New Roman" w:hAnsi="Times New Roman"/>
           <w:sz w:val="28"/>
         </w:rPr>
-        <w:t>а) Машиностроительное (металлообрабатывающее);</w:t>
+        <w:t>A) Машиностроительное (металлообрабатывающее);</w:t>
       </w:r>
     </w:p>
     <w:p>
@@ -111,7 +111,7 @@
           <w:rFonts w:ascii="Times New Roman" w:hAnsi="Times New Roman"/>
           <w:sz w:val="28"/>
         </w:rPr>
-        <w:t>б) Сельскохозяйственное;</w:t>
+        <w:t>B) Сельскохозяйственное;</w:t>
       </w:r>
     </w:p>
     <w:p>
@@ -123,7 +123,7 @@
           <w:rFonts w:ascii="Times New Roman" w:hAnsi="Times New Roman"/>
           <w:sz w:val="28"/>
         </w:rPr>
-        <w:t>в) Пищевое;</w:t>
+        <w:t>C) Пищевое;</w:t>
       </w:r>
     </w:p>
     <w:p>
@@ -135,7 +135,7 @@
           <w:rFonts w:ascii="Times New Roman" w:hAnsi="Times New Roman"/>
           <w:sz w:val="28"/>
         </w:rPr>
-        <w:t>г) Строительное.</w:t>
+        <w:t>D) Строительное.</w:t>
       </w:r>
     </w:p>
     <w:p>
@@ -165,7 +165,7 @@
           <w:rFonts w:ascii="Times New Roman" w:hAnsi="Times New Roman"/>
           <w:sz w:val="28"/>
         </w:rPr>
-        <w:t>а) Готовая деталь;</w:t>
+        <w:t>A) Готовая деталь;</w:t>
       </w:r>
     </w:p>
     <w:p>
@@ -177,7 +177,7 @@
           <w:rFonts w:ascii="Times New Roman" w:hAnsi="Times New Roman"/>
           <w:sz w:val="28"/>
         </w:rPr>
-        <w:t>б) Предмет труда, из которого изготавливают деталь снятием стружки;</w:t>
+        <w:t>B) Предмет труда, из которого изготавливают деталь снятием стружки;</w:t>
       </w:r>
     </w:p>
     <w:p>
@@ -189,7 +189,7 @@
           <w:rFonts w:ascii="Times New Roman" w:hAnsi="Times New Roman"/>
           <w:sz w:val="28"/>
         </w:rPr>
-        <w:t>в) Режущий инструмент;</w:t>
+        <w:t>C) Режущий инструмент;</w:t>
       </w:r>
     </w:p>
     <w:p>
@@ -201,7 +201,7 @@
           <w:rFonts w:ascii="Times New Roman" w:hAnsi="Times New Roman"/>
           <w:sz w:val="28"/>
         </w:rPr>
-        <w:t>г) Приспособление для закрепления.</w:t>
+        <w:t>D) Приспособление для закрепления.</w:t>
       </w:r>
     </w:p>
     <w:p>
@@ -231,7 +231,7 @@
           <w:rFonts w:ascii="Times New Roman" w:hAnsi="Times New Roman"/>
           <w:sz w:val="28"/>
         </w:rPr>
-        <w:t>а) Автомат работает быстрее;</w:t>
+        <w:t>A) Автомат работает быстрее;</w:t>
       </w:r>
     </w:p>
     <w:p>
@@ -243,7 +243,7 @@
           <w:rFonts w:ascii="Times New Roman" w:hAnsi="Times New Roman"/>
           <w:sz w:val="28"/>
         </w:rPr>
-        <w:t>б) Полуавтомат имеет меньшие габариты;</w:t>
+        <w:t>B) Полуавтомат имеет меньшие габариты;</w:t>
       </w:r>
     </w:p>
     <w:p>
@@ -255,7 +255,7 @@
           <w:rFonts w:ascii="Times New Roman" w:hAnsi="Times New Roman"/>
           <w:sz w:val="28"/>
         </w:rPr>
-        <w:t>в) Автомат выполняет все рабочие и вспомогательные движения автоматически, полуавтомат — только рабочие;</w:t>
+        <w:t>C) Автомат выполняет все рабочие и вспомогательные движения автоматически, полуавтомат — только рабочие;</w:t>
       </w:r>
     </w:p>
     <w:p>
@@ -267,7 +267,7 @@
           <w:rFonts w:ascii="Times New Roman" w:hAnsi="Times New Roman"/>
           <w:sz w:val="28"/>
         </w:rPr>
-        <w:t>г) Автомат не требует обслуживания.</w:t>
+        <w:t>D) Автомат не требует обслуживания.</w:t>
       </w:r>
     </w:p>
     <w:p>
@@ -297,7 +297,7 @@
           <w:rFonts w:ascii="Times New Roman" w:hAnsi="Times New Roman"/>
           <w:sz w:val="28"/>
         </w:rPr>
-        <w:t>а) Шпиндельный узел с коробкой скоростей;</w:t>
+        <w:t>A) Шпиндельный узел с коробкой скоростей;</w:t>
       </w:r>
     </w:p>
     <w:p>
@@ -309,7 +309,7 @@
           <w:rFonts w:ascii="Times New Roman" w:hAnsi="Times New Roman"/>
           <w:sz w:val="28"/>
         </w:rPr>
-        <w:t>б) Механизм подачи;</w:t>
+        <w:t>B) Механизм подачи;</w:t>
       </w:r>
     </w:p>
     <w:p>
@@ -321,7 +321,7 @@
           <w:rFonts w:ascii="Times New Roman" w:hAnsi="Times New Roman"/>
           <w:sz w:val="28"/>
         </w:rPr>
-        <w:t>в) Механизм ускоренного перемещения;</w:t>
+        <w:t>C) Механизм ускоренного перемещения;</w:t>
       </w:r>
     </w:p>
     <w:p>
@@ -333,7 +333,7 @@
           <w:rFonts w:ascii="Times New Roman" w:hAnsi="Times New Roman"/>
           <w:sz w:val="28"/>
         </w:rPr>
-        <w:t>г) Система охлаждения.</w:t>
+        <w:t>D) Система охлаждения.</w:t>
       </w:r>
     </w:p>
     <w:p>
@@ -363,7 +363,7 @@
           <w:rFonts w:ascii="Times New Roman" w:hAnsi="Times New Roman"/>
           <w:sz w:val="28"/>
         </w:rPr>
-        <w:t>а) Электродвигатель станка;</w:t>
+        <w:t>A) Электродвигатель станка;</w:t>
       </w:r>
     </w:p>
     <w:p>
@@ -375,7 +375,7 @@
           <w:rFonts w:ascii="Times New Roman" w:hAnsi="Times New Roman"/>
           <w:sz w:val="28"/>
         </w:rPr>
-        <w:t>б) Устройство для охлаждения;</w:t>
+        <w:t>B) Устройство для охлаждения;</w:t>
       </w:r>
     </w:p>
     <w:p>
@@ -387,7 +387,7 @@
           <w:rFonts w:ascii="Times New Roman" w:hAnsi="Times New Roman"/>
           <w:sz w:val="28"/>
         </w:rPr>
-        <w:t>в) Неподвижная опора;</w:t>
+        <w:t>C) Неподвижная опора;</w:t>
       </w:r>
     </w:p>
     <w:p>
@@ -399,7 +399,7 @@
           <w:rFonts w:ascii="Times New Roman" w:hAnsi="Times New Roman"/>
           <w:sz w:val="28"/>
         </w:rPr>
-        <w:t>г) Вращающийся вал для закрепления заготовки или инструмента.</w:t>
+        <w:t>D) Вращающийся вал для закрепления заготовки или инструмента.</w:t>
       </w:r>
     </w:p>
     <w:p>
@@ -429,7 +429,7 @@
           <w:rFonts w:ascii="Times New Roman" w:hAnsi="Times New Roman"/>
           <w:sz w:val="28"/>
         </w:rPr>
-        <w:t>а) Размер 50 мм без указания поля допуска и квалитета;</w:t>
+        <w:t>A) Размер 50 мм без указания поля допуска и квалитета;</w:t>
       </w:r>
     </w:p>
     <w:p>
@@ -441,7 +441,7 @@
           <w:rFonts w:ascii="Times New Roman" w:hAnsi="Times New Roman"/>
           <w:sz w:val="28"/>
         </w:rPr>
-        <w:t>б) Отверстие 50 мм, 7-й сорт;</w:t>
+        <w:t>B) Отверстие 50 мм, 7-й сорт;</w:t>
       </w:r>
     </w:p>
     <w:p>
@@ -453,7 +453,7 @@
           <w:rFonts w:ascii="Times New Roman" w:hAnsi="Times New Roman"/>
           <w:sz w:val="28"/>
         </w:rPr>
-        <w:t>в) Диаметр 50 мм, твёрдость HRC 7;</w:t>
+        <w:t>C) Диаметр 50 мм, твёрдость HRC 7;</w:t>
       </w:r>
     </w:p>
     <w:p>
@@ -465,7 +465,7 @@
           <w:rFonts w:ascii="Times New Roman" w:hAnsi="Times New Roman"/>
           <w:sz w:val="28"/>
         </w:rPr>
-        <w:t>г) Диаметр 50 мм с полем допуска H по 7-му квалитету.</w:t>
+        <w:t>D) Диаметр 50 мм с полем допуска H по 7-му квалитету.</w:t>
       </w:r>
     </w:p>
     <w:p>
@@ -495,7 +495,7 @@
           <w:rFonts w:ascii="Times New Roman" w:hAnsi="Times New Roman"/>
           <w:sz w:val="28"/>
         </w:rPr>
-        <w:t>а) IT5;</w:t>
+        <w:t>A) IT5;</w:t>
       </w:r>
     </w:p>
     <w:p>
@@ -507,7 +507,7 @@
           <w:rFonts w:ascii="Times New Roman" w:hAnsi="Times New Roman"/>
           <w:sz w:val="28"/>
         </w:rPr>
-        <w:t>б) IT7;</w:t>
+        <w:t>B) IT7;</w:t>
       </w:r>
     </w:p>
     <w:p>
@@ -519,7 +519,7 @@
           <w:rFonts w:ascii="Times New Roman" w:hAnsi="Times New Roman"/>
           <w:sz w:val="28"/>
         </w:rPr>
-        <w:t>в) IT12;</w:t>
+        <w:t>C) IT12;</w:t>
       </w:r>
     </w:p>
     <w:p>
@@ -531,7 +531,7 @@
           <w:rFonts w:ascii="Times New Roman" w:hAnsi="Times New Roman"/>
           <w:sz w:val="28"/>
         </w:rPr>
-        <w:t>г) IT3.</w:t>
+        <w:t>D) IT3.</w:t>
       </w:r>
     </w:p>
     <w:p>
@@ -561,7 +561,7 @@
           <w:rFonts w:ascii="Times New Roman" w:hAnsi="Times New Roman"/>
           <w:sz w:val="28"/>
         </w:rPr>
-        <w:t>а) Маршрутная карта;</w:t>
+        <w:t>A) Маршрутная карта;</w:t>
       </w:r>
     </w:p>
     <w:p>
@@ -573,7 +573,7 @@
           <w:rFonts w:ascii="Times New Roman" w:hAnsi="Times New Roman"/>
           <w:sz w:val="28"/>
         </w:rPr>
-        <w:t>б) Чертёж детали;</w:t>
+        <w:t>B) Чертёж детали;</w:t>
       </w:r>
     </w:p>
     <w:p>
@@ -585,7 +585,7 @@
           <w:rFonts w:ascii="Times New Roman" w:hAnsi="Times New Roman"/>
           <w:sz w:val="28"/>
         </w:rPr>
-        <w:t>в) Спецификация;</w:t>
+        <w:t>C) Спецификация;</w:t>
       </w:r>
     </w:p>
     <w:p>
@@ -597,7 +597,7 @@
           <w:rFonts w:ascii="Times New Roman" w:hAnsi="Times New Roman"/>
           <w:sz w:val="28"/>
         </w:rPr>
-        <w:t>г) Паспорт станка.</w:t>
+        <w:t>D) Паспорт станка.</w:t>
       </w:r>
     </w:p>
     <w:p>
@@ -627,7 +627,7 @@
           <w:rFonts w:ascii="Times New Roman" w:hAnsi="Times New Roman"/>
           <w:sz w:val="28"/>
         </w:rPr>
-        <w:t>а) Только название детали;</w:t>
+        <w:t>A) Только название детали;</w:t>
       </w:r>
     </w:p>
     <w:p>
@@ -639,7 +639,7 @@
           <w:rFonts w:ascii="Times New Roman" w:hAnsi="Times New Roman"/>
           <w:sz w:val="28"/>
         </w:rPr>
-        <w:t>б) Только материал заготовки;</w:t>
+        <w:t>B) Только материал заготовки;</w:t>
       </w:r>
     </w:p>
     <w:p>
@@ -651,7 +651,7 @@
           <w:rFonts w:ascii="Times New Roman" w:hAnsi="Times New Roman"/>
           <w:sz w:val="28"/>
         </w:rPr>
-        <w:t>в) Содержание операции, оборудование, инструмент, режимы обработки;</w:t>
+        <w:t>C) Содержание операции, оборудование, инструмент, режимы обработки;</w:t>
       </w:r>
     </w:p>
     <w:p>
@@ -663,7 +663,7 @@
           <w:rFonts w:ascii="Times New Roman" w:hAnsi="Times New Roman"/>
           <w:sz w:val="28"/>
         </w:rPr>
-        <w:t>г) Только нормы времени.</w:t>
+        <w:t>D) Только нормы времени.</w:t>
       </w:r>
     </w:p>
     <w:p>
@@ -693,7 +693,7 @@
           <w:rFonts w:ascii="Times New Roman" w:hAnsi="Times New Roman"/>
           <w:sz w:val="28"/>
         </w:rPr>
-        <w:t>а) Угол между режущей кромкой и обработанной поверхностью;</w:t>
+        <w:t>A) Угол между режущей кромкой и обработанной поверхностью;</w:t>
       </w:r>
     </w:p>
     <w:p>
@@ -705,7 +705,7 @@
           <w:rFonts w:ascii="Times New Roman" w:hAnsi="Times New Roman"/>
           <w:sz w:val="28"/>
         </w:rPr>
-        <w:t>б) Угол между проекцией главной режущей кромки на основную плоскость и направлением подачи;</w:t>
+        <w:t>B) Угол между проекцией главной режущей кромки на основную плоскость и направлением подачи;</w:t>
       </w:r>
     </w:p>
     <w:p>
@@ -717,7 +717,7 @@
           <w:rFonts w:ascii="Times New Roman" w:hAnsi="Times New Roman"/>
           <w:sz w:val="28"/>
         </w:rPr>
-        <w:t>в) Угол наклона передней поверхности;</w:t>
+        <w:t>C) Угол наклона передней поверхности;</w:t>
       </w:r>
     </w:p>
     <w:p>
@@ -729,7 +729,7 @@
           <w:rFonts w:ascii="Times New Roman" w:hAnsi="Times New Roman"/>
           <w:sz w:val="28"/>
         </w:rPr>
-        <w:t>г) Угол при вершине резца.</w:t>
+        <w:t>D) Угол при вершине резца.</w:t>
       </w:r>
     </w:p>
     <w:p>
@@ -759,7 +759,7 @@
           <w:rFonts w:ascii="Times New Roman" w:hAnsi="Times New Roman"/>
           <w:sz w:val="28"/>
         </w:rPr>
-        <w:t>а) Углеродистая сталь;</w:t>
+        <w:t>A) Углеродистая сталь;</w:t>
       </w:r>
     </w:p>
     <w:p>
@@ -771,7 +771,7 @@
           <w:rFonts w:ascii="Times New Roman" w:hAnsi="Times New Roman"/>
           <w:sz w:val="28"/>
         </w:rPr>
-        <w:t>б) Быстрорежущая сталь;</w:t>
+        <w:t>B) Быстрорежущая сталь;</w:t>
       </w:r>
     </w:p>
     <w:p>
@@ -783,7 +783,7 @@
           <w:rFonts w:ascii="Times New Roman" w:hAnsi="Times New Roman"/>
           <w:sz w:val="28"/>
         </w:rPr>
-        <w:t>в) Твёрдый сплав (ВК, ТК);</w:t>
+        <w:t>C) Твёрдый сплав (ВК, ТК);</w:t>
       </w:r>
     </w:p>
     <w:p>
@@ -795,7 +795,7 @@
           <w:rFonts w:ascii="Times New Roman" w:hAnsi="Times New Roman"/>
           <w:sz w:val="28"/>
         </w:rPr>
-        <w:t>г) Чугун.</w:t>
+        <w:t>D) Чугун.</w:t>
       </w:r>
     </w:p>
     <w:p>
@@ -825,7 +825,7 @@
           <w:rFonts w:ascii="Times New Roman" w:hAnsi="Times New Roman"/>
           <w:sz w:val="28"/>
         </w:rPr>
-        <w:t>а) Скорость вращения шпинделя;</w:t>
+        <w:t>A) Скорость вращения шпинделя;</w:t>
       </w:r>
     </w:p>
     <w:p>
@@ -837,7 +837,7 @@
           <w:rFonts w:ascii="Times New Roman" w:hAnsi="Times New Roman"/>
           <w:sz w:val="28"/>
         </w:rPr>
-        <w:t>б) Ширина срезаемого слоя;</w:t>
+        <w:t>B) Ширина срезаемого слоя;</w:t>
       </w:r>
     </w:p>
     <w:p>
@@ -849,7 +849,7 @@
           <w:rFonts w:ascii="Times New Roman" w:hAnsi="Times New Roman"/>
           <w:sz w:val="28"/>
         </w:rPr>
-        <w:t>в) Глубина резания;</w:t>
+        <w:t>C) Глубина резания;</w:t>
       </w:r>
     </w:p>
     <w:p>
@@ -861,7 +861,7 @@
           <w:rFonts w:ascii="Times New Roman" w:hAnsi="Times New Roman"/>
           <w:sz w:val="28"/>
         </w:rPr>
-        <w:t>г) Перемещение инструмента за один оборот заготовки.</w:t>
+        <w:t>D) Перемещение инструмента за один оборот заготовки.</w:t>
       </w:r>
     </w:p>
     <w:p>
@@ -891,7 +891,7 @@
           <w:rFonts w:ascii="Times New Roman" w:hAnsi="Times New Roman"/>
           <w:sz w:val="28"/>
         </w:rPr>
-        <w:t>а) Черновое точение;</w:t>
+        <w:t>A) Черновое точение;</w:t>
       </w:r>
     </w:p>
     <w:p>
@@ -903,7 +903,7 @@
           <w:rFonts w:ascii="Times New Roman" w:hAnsi="Times New Roman"/>
           <w:sz w:val="28"/>
         </w:rPr>
-        <w:t>б) Нарезание резьбы;</w:t>
+        <w:t>B) Нарезание резьбы;</w:t>
       </w:r>
     </w:p>
     <w:p>
@@ -915,7 +915,7 @@
           <w:rFonts w:ascii="Times New Roman" w:hAnsi="Times New Roman"/>
           <w:sz w:val="28"/>
         </w:rPr>
-        <w:t>в) Шлифование;</w:t>
+        <w:t>C) Шлифование;</w:t>
       </w:r>
     </w:p>
     <w:p>
@@ -927,7 +927,7 @@
           <w:rFonts w:ascii="Times New Roman" w:hAnsi="Times New Roman"/>
           <w:sz w:val="28"/>
         </w:rPr>
-        <w:t>г) Полирование.</w:t>
+        <w:t>D) Полирование.</w:t>
       </w:r>
     </w:p>
     <w:p>
@@ -957,7 +957,7 @@
           <w:rFonts w:ascii="Times New Roman" w:hAnsi="Times New Roman"/>
           <w:sz w:val="28"/>
         </w:rPr>
-        <w:t>а) Резец проходной;</w:t>
+        <w:t>A) Резец проходной;</w:t>
       </w:r>
     </w:p>
     <w:p>
@@ -969,7 +969,7 @@
           <w:rFonts w:ascii="Times New Roman" w:hAnsi="Times New Roman"/>
           <w:sz w:val="28"/>
         </w:rPr>
-        <w:t>б) Развертка;</w:t>
+        <w:t>B) Развертка;</w:t>
       </w:r>
     </w:p>
     <w:p>
@@ -981,7 +981,7 @@
           <w:rFonts w:ascii="Times New Roman" w:hAnsi="Times New Roman"/>
           <w:sz w:val="28"/>
         </w:rPr>
-        <w:t>в) Фреза;</w:t>
+        <w:t>C) Фреза;</w:t>
       </w:r>
     </w:p>
     <w:p>
@@ -993,7 +993,7 @@
           <w:rFonts w:ascii="Times New Roman" w:hAnsi="Times New Roman"/>
           <w:sz w:val="28"/>
         </w:rPr>
-        <w:t>г) Сверло спиральное.</w:t>
+        <w:t>D) Сверло спиральное.</w:t>
       </w:r>
     </w:p>
     <w:p>
@@ -1023,7 +1023,7 @@
           <w:rFonts w:ascii="Times New Roman" w:hAnsi="Times New Roman"/>
           <w:sz w:val="28"/>
         </w:rPr>
-        <w:t>а) IT5;</w:t>
+        <w:t>A) IT5;</w:t>
       </w:r>
     </w:p>
     <w:p>
@@ -1035,7 +1035,7 @@
           <w:rFonts w:ascii="Times New Roman" w:hAnsi="Times New Roman"/>
           <w:sz w:val="28"/>
         </w:rPr>
-        <w:t>б) IT8;</w:t>
+        <w:t>B) IT8;</w:t>
       </w:r>
     </w:p>
     <w:p>
@@ -1047,7 +1047,7 @@
           <w:rFonts w:ascii="Times New Roman" w:hAnsi="Times New Roman"/>
           <w:sz w:val="28"/>
         </w:rPr>
-        <w:t>в) IT14;</w:t>
+        <w:t>C) IT14;</w:t>
       </w:r>
     </w:p>
     <w:p>
@@ -1059,7 +1059,7 @@
           <w:rFonts w:ascii="Times New Roman" w:hAnsi="Times New Roman"/>
           <w:sz w:val="28"/>
         </w:rPr>
-        <w:t>г) IT3.</w:t>
+        <w:t>D) IT3.</w:t>
       </w:r>
     </w:p>
     <w:p>
@@ -1089,7 +1089,7 @@
           <w:rFonts w:ascii="Times New Roman" w:hAnsi="Times New Roman"/>
           <w:sz w:val="28"/>
         </w:rPr>
-        <w:t>а) Для украшения детали;</w:t>
+        <w:t>A) Для украшения детали;</w:t>
       </w:r>
     </w:p>
     <w:p>
@@ -1101,7 +1101,7 @@
           <w:rFonts w:ascii="Times New Roman" w:hAnsi="Times New Roman"/>
           <w:sz w:val="28"/>
         </w:rPr>
-        <w:t>б) Для уменьшения массы детали;</w:t>
+        <w:t>B) Для уменьшения массы детали;</w:t>
       </w:r>
     </w:p>
     <w:p>
@@ -1113,7 +1113,7 @@
           <w:rFonts w:ascii="Times New Roman" w:hAnsi="Times New Roman"/>
           <w:sz w:val="28"/>
         </w:rPr>
-        <w:t>в) Для выхода резьбового резца и шлифовального круга;</w:t>
+        <w:t>C) Для выхода резьбового резца и шлифовального круга;</w:t>
       </w:r>
     </w:p>
     <w:p>
@@ -1125,7 +1125,7 @@
           <w:rFonts w:ascii="Times New Roman" w:hAnsi="Times New Roman"/>
           <w:sz w:val="28"/>
         </w:rPr>
-        <w:t>г) Для маркировки.</w:t>
+        <w:t>D) Для маркировки.</w:t>
       </w:r>
     </w:p>
     <w:p>
@@ -1155,7 +1155,7 @@
           <w:rFonts w:ascii="Times New Roman" w:hAnsi="Times New Roman"/>
           <w:sz w:val="28"/>
         </w:rPr>
-        <w:t>а) В центрах с использованием люнета;</w:t>
+        <w:t>A) В центрах с использованием люнета;</w:t>
       </w:r>
     </w:p>
     <w:p>
@@ -1167,7 +1167,7 @@
           <w:rFonts w:ascii="Times New Roman" w:hAnsi="Times New Roman"/>
           <w:sz w:val="28"/>
         </w:rPr>
-        <w:t>б) Только в патроне;</w:t>
+        <w:t>B) Только в патроне;</w:t>
       </w:r>
     </w:p>
     <w:p>
@@ -1179,7 +1179,7 @@
           <w:rFonts w:ascii="Times New Roman" w:hAnsi="Times New Roman"/>
           <w:sz w:val="28"/>
         </w:rPr>
-        <w:t>в) На магнитной плите;</w:t>
+        <w:t>C) На магнитной плите;</w:t>
       </w:r>
     </w:p>
     <w:p>
@@ -1191,7 +1191,7 @@
           <w:rFonts w:ascii="Times New Roman" w:hAnsi="Times New Roman"/>
           <w:sz w:val="28"/>
         </w:rPr>
-        <w:t>г) В тисках.</w:t>
+        <w:t>D) В тисках.</w:t>
       </w:r>
     </w:p>
     <w:p>
@@ -1221,7 +1221,7 @@
           <w:rFonts w:ascii="Times New Roman" w:hAnsi="Times New Roman"/>
           <w:sz w:val="28"/>
         </w:rPr>
-        <w:t>а) Приспособление для заточки резцов;</w:t>
+        <w:t>A) Приспособление для заточки резцов;</w:t>
       </w:r>
     </w:p>
     <w:p>
@@ -1233,7 +1233,7 @@
           <w:rFonts w:ascii="Times New Roman" w:hAnsi="Times New Roman"/>
           <w:sz w:val="28"/>
         </w:rPr>
-        <w:t>б) Опорная втулка, предотвращающая прогиб длинной заготовки при точении;</w:t>
+        <w:t>B) Опорная втулка, предотвращающая прогиб длинной заготовки при точении;</w:t>
       </w:r>
     </w:p>
     <w:p>
@@ -1245,7 +1245,7 @@
           <w:rFonts w:ascii="Times New Roman" w:hAnsi="Times New Roman"/>
           <w:sz w:val="28"/>
         </w:rPr>
-        <w:t>в) Устройство для охлаждения;</w:t>
+        <w:t>C) Устройство для охлаждения;</w:t>
       </w:r>
     </w:p>
     <w:p>
@@ -1257,7 +1257,7 @@
           <w:rFonts w:ascii="Times New Roman" w:hAnsi="Times New Roman"/>
           <w:sz w:val="28"/>
         </w:rPr>
-        <w:t>г) Приспособление для нарезания резьбы.</w:t>
+        <w:t>D) Приспособление для нарезания резьбы.</w:t>
       </w:r>
     </w:p>
     <w:p>
@@ -1287,7 +1287,7 @@
           <w:rFonts w:ascii="Times New Roman" w:hAnsi="Times New Roman"/>
           <w:sz w:val="28"/>
         </w:rPr>
-        <w:t>а) Штангенциркулем;</w:t>
+        <w:t>A) Штангенциркулем;</w:t>
       </w:r>
     </w:p>
     <w:p>
@@ -1299,7 +1299,7 @@
           <w:rFonts w:ascii="Times New Roman" w:hAnsi="Times New Roman"/>
           <w:sz w:val="28"/>
         </w:rPr>
-        <w:t>б) Профилометром;</w:t>
+        <w:t>B) Профилометром;</w:t>
       </w:r>
     </w:p>
     <w:p>
@@ -1311,7 +1311,7 @@
           <w:rFonts w:ascii="Times New Roman" w:hAnsi="Times New Roman"/>
           <w:sz w:val="28"/>
         </w:rPr>
-        <w:t>в) Микрометром;</w:t>
+        <w:t>C) Микрометром;</w:t>
       </w:r>
     </w:p>
     <w:p>
@@ -1323,7 +1323,7 @@
           <w:rFonts w:ascii="Times New Roman" w:hAnsi="Times New Roman"/>
           <w:sz w:val="28"/>
         </w:rPr>
-        <w:t>г) Индикатором часового типа.</w:t>
+        <w:t>D) Индикатором часового типа.</w:t>
       </w:r>
     </w:p>
     <w:p>
@@ -1353,7 +1353,7 @@
           <w:rFonts w:ascii="Times New Roman" w:hAnsi="Times New Roman"/>
           <w:sz w:val="28"/>
         </w:rPr>
-        <w:t>а) Калибр-скоба;</w:t>
+        <w:t>A) Калибр-скоба;</w:t>
       </w:r>
     </w:p>
     <w:p>
@@ -1365,7 +1365,7 @@
           <w:rFonts w:ascii="Times New Roman" w:hAnsi="Times New Roman"/>
           <w:sz w:val="28"/>
         </w:rPr>
-        <w:t>б) Угловой калибр;</w:t>
+        <w:t>B) Угловой калибр;</w:t>
       </w:r>
     </w:p>
     <w:p>
@@ -1377,7 +1377,7 @@
           <w:rFonts w:ascii="Times New Roman" w:hAnsi="Times New Roman"/>
           <w:sz w:val="28"/>
         </w:rPr>
-        <w:t>в) Резьбовой калибр-кольцо;</w:t>
+        <w:t>C) Резьбовой калибр-кольцо;</w:t>
       </w:r>
     </w:p>
     <w:p>
@@ -1389,7 +1389,7 @@
           <w:rFonts w:ascii="Times New Roman" w:hAnsi="Times New Roman"/>
           <w:sz w:val="28"/>
         </w:rPr>
-        <w:t>г) Калибр-пробка.</w:t>
+        <w:t>D) Калибр-пробка.</w:t>
       </w:r>
     </w:p>
     <w:p>

--- a/Оператор автоматических и полуавтоматических станков и линий станков/профессиональной переподготовки 15474 Оператор станков/104. ПО_ПП_ФОС_Оператор станков_2-3_разр МДК01.01.docx
+++ b/Оператор автоматических и полуавтоматических станков и линий станков/профессиональной переподготовки 15474 Оператор станков/104. ПО_ПП_ФОС_Оператор станков_2-3_разр МДК01.01.docx
@@ -144,7 +144,7 @@
           <w:rFonts w:ascii="Times New Roman" w:hAnsi="Times New Roman"/>
           <w:sz w:val="28"/>
         </w:rPr>
-        <w:t>Правильный ответ под номером: а</w:t>
+        <w:t>Правильный ответ под номером: A</w:t>
       </w:r>
     </w:p>
     <w:p>
@@ -210,7 +210,7 @@
           <w:rFonts w:ascii="Times New Roman" w:hAnsi="Times New Roman"/>
           <w:sz w:val="28"/>
         </w:rPr>
-        <w:t>Правильный ответ под номером: б</w:t>
+        <w:t>Правильный ответ под номером: B</w:t>
       </w:r>
     </w:p>
     <w:p>
@@ -276,7 +276,7 @@
           <w:rFonts w:ascii="Times New Roman" w:hAnsi="Times New Roman"/>
           <w:sz w:val="28"/>
         </w:rPr>
-        <w:t>Правильный ответ под номером: в</w:t>
+        <w:t>Правильный ответ под номером: C</w:t>
       </w:r>
     </w:p>
     <w:p>
@@ -342,7 +342,7 @@
           <w:rFonts w:ascii="Times New Roman" w:hAnsi="Times New Roman"/>
           <w:sz w:val="28"/>
         </w:rPr>
-        <w:t>Правильный ответ под номером: а</w:t>
+        <w:t>Правильный ответ под номером: A</w:t>
       </w:r>
     </w:p>
     <w:p>
@@ -408,7 +408,7 @@
           <w:rFonts w:ascii="Times New Roman" w:hAnsi="Times New Roman"/>
           <w:sz w:val="28"/>
         </w:rPr>
-        <w:t>Правильный ответ под номером: г</w:t>
+        <w:t>Правильный ответ под номером: D</w:t>
       </w:r>
     </w:p>
     <w:p>
@@ -474,7 +474,7 @@
           <w:rFonts w:ascii="Times New Roman" w:hAnsi="Times New Roman"/>
           <w:sz w:val="28"/>
         </w:rPr>
-        <w:t>Правильный ответ под номером: г</w:t>
+        <w:t>Правильный ответ под номером: D</w:t>
       </w:r>
     </w:p>
     <w:p>
@@ -540,7 +540,7 @@
           <w:rFonts w:ascii="Times New Roman" w:hAnsi="Times New Roman"/>
           <w:sz w:val="28"/>
         </w:rPr>
-        <w:t>Правильный ответ под номером: в</w:t>
+        <w:t>Правильный ответ под номером: C</w:t>
       </w:r>
     </w:p>
     <w:p>
@@ -606,7 +606,7 @@
           <w:rFonts w:ascii="Times New Roman" w:hAnsi="Times New Roman"/>
           <w:sz w:val="28"/>
         </w:rPr>
-        <w:t>Правильный ответ под номером: а</w:t>
+        <w:t>Правильный ответ под номером: A</w:t>
       </w:r>
     </w:p>
     <w:p>
@@ -672,7 +672,7 @@
           <w:rFonts w:ascii="Times New Roman" w:hAnsi="Times New Roman"/>
           <w:sz w:val="28"/>
         </w:rPr>
-        <w:t>Правильный ответ под номером: в</w:t>
+        <w:t>Правильный ответ под номером: C</w:t>
       </w:r>
     </w:p>
     <w:p>
@@ -738,7 +738,7 @@
           <w:rFonts w:ascii="Times New Roman" w:hAnsi="Times New Roman"/>
           <w:sz w:val="28"/>
         </w:rPr>
-        <w:t>Правильный ответ под номером: б</w:t>
+        <w:t>Правильный ответ под номером: B</w:t>
       </w:r>
     </w:p>
     <w:p>
@@ -804,7 +804,7 @@
           <w:rFonts w:ascii="Times New Roman" w:hAnsi="Times New Roman"/>
           <w:sz w:val="28"/>
         </w:rPr>
-        <w:t>Правильный ответ под номером: в</w:t>
+        <w:t>Правильный ответ под номером: C</w:t>
       </w:r>
     </w:p>
     <w:p>
@@ -870,7 +870,7 @@
           <w:rFonts w:ascii="Times New Roman" w:hAnsi="Times New Roman"/>
           <w:sz w:val="28"/>
         </w:rPr>
-        <w:t>Правильный ответ под номером: г</w:t>
+        <w:t>Правильный ответ под номером: D</w:t>
       </w:r>
     </w:p>
     <w:p>
@@ -936,7 +936,7 @@
           <w:rFonts w:ascii="Times New Roman" w:hAnsi="Times New Roman"/>
           <w:sz w:val="28"/>
         </w:rPr>
-        <w:t>Правильный ответ под номером: а</w:t>
+        <w:t>Правильный ответ под номером: A</w:t>
       </w:r>
     </w:p>
     <w:p>
@@ -1002,7 +1002,7 @@
           <w:rFonts w:ascii="Times New Roman" w:hAnsi="Times New Roman"/>
           <w:sz w:val="28"/>
         </w:rPr>
-        <w:t>Правильный ответ под номером: г</w:t>
+        <w:t>Правильный ответ под номером: D</w:t>
       </w:r>
     </w:p>
     <w:p>
@@ -1068,7 +1068,7 @@
           <w:rFonts w:ascii="Times New Roman" w:hAnsi="Times New Roman"/>
           <w:sz w:val="28"/>
         </w:rPr>
-        <w:t>Правильный ответ под номером: б</w:t>
+        <w:t>Правильный ответ под номером: B</w:t>
       </w:r>
     </w:p>
     <w:p>
@@ -1134,7 +1134,7 @@
           <w:rFonts w:ascii="Times New Roman" w:hAnsi="Times New Roman"/>
           <w:sz w:val="28"/>
         </w:rPr>
-        <w:t>Правильный ответ под номером: в</w:t>
+        <w:t>Правильный ответ под номером: C</w:t>
       </w:r>
     </w:p>
     <w:p>
@@ -1200,7 +1200,7 @@
           <w:rFonts w:ascii="Times New Roman" w:hAnsi="Times New Roman"/>
           <w:sz w:val="28"/>
         </w:rPr>
-        <w:t>Правильный ответ под номером: а</w:t>
+        <w:t>Правильный ответ под номером: A</w:t>
       </w:r>
     </w:p>
     <w:p>
@@ -1266,7 +1266,7 @@
           <w:rFonts w:ascii="Times New Roman" w:hAnsi="Times New Roman"/>
           <w:sz w:val="28"/>
         </w:rPr>
-        <w:t>Правильный ответ под номером: б</w:t>
+        <w:t>Правильный ответ под номером: B</w:t>
       </w:r>
     </w:p>
     <w:p>
@@ -1332,7 +1332,7 @@
           <w:rFonts w:ascii="Times New Roman" w:hAnsi="Times New Roman"/>
           <w:sz w:val="28"/>
         </w:rPr>
-        <w:t>Правильный ответ под номером: б</w:t>
+        <w:t>Правильный ответ под номером: B</w:t>
       </w:r>
     </w:p>
     <w:p>
@@ -1398,7 +1398,7 @@
           <w:rFonts w:ascii="Times New Roman" w:hAnsi="Times New Roman"/>
           <w:sz w:val="28"/>
         </w:rPr>
-        <w:t>Правильный ответ под номером: г</w:t>
+        <w:t>Правильный ответ под номером: D</w:t>
       </w:r>
     </w:p>
     <w:sectPr>
